--- a/DESTINATION-NIGERIA-BRAND-KIT/09_DOCUMENT_TEMPLATES/REPORTS/DN_Report_Template_A4.docx
+++ b/DESTINATION-NIGERIA-BRAND-KIT/09_DOCUMENT_TEMPLATES/REPORTS/DN_Report_Template_A4.docx
@@ -5,7 +5,7 @@
     <w:p>
       <w:r>
         <w:drawing>
-          <wp:anchor distT="0" distB="0" distL="0" distR="0" simplePos="0" relativeHeight="251663242" behindDoc="1" locked="1" layoutInCell="1" allowOverlap="1">
+          <wp:anchor distT="0" distB="0" distL="0" distR="0" simplePos="0" relativeHeight="251663240" behindDoc="1" locked="1" layoutInCell="1" allowOverlap="1">
             <wp:simplePos x="0" y="0"/>
             <wp:positionH relativeFrom="page">
               <wp:posOffset>0</wp:posOffset>
@@ -13,10 +13,10 @@
             <wp:positionV relativeFrom="page">
               <wp:posOffset>0</wp:posOffset>
             </wp:positionV>
-            <wp:extent cx="7560000" cy="10692000"/>
+            <wp:extent cx="7560000" cy="6048000"/>
             <wp:effectExtent l="0" t="0" r="0" b="0"/>
             <wp:wrapNone/>
-            <wp:docPr id="5003" name="Picture 1"/>
+            <wp:docPr id="5001" name="Picture 1"/>
             <wp:cNvGraphicFramePr xmlns:a="http://schemas.openxmlformats.org/drawingml/2006/main">
               <a:graphicFrameLocks noChangeAspect="1"/>
             </wp:cNvGraphicFramePr>
@@ -24,7 +24,7 @@
               <a:graphicData uri="http://schemas.openxmlformats.org/drawingml/2006/picture">
                 <pic:pic>
                   <pic:nvPicPr>
-                    <pic:cNvPr id="0" name="cover.jpg"/>
+                    <pic:cNvPr id="0" name="cover_report.jpg"/>
                     <pic:cNvPicPr/>
                   </pic:nvPicPr>
                   <pic:blipFill>
@@ -36,7 +36,7 @@
                   <pic:spPr>
                     <a:xfrm>
                       <a:off x="0" y="0"/>
-                      <a:ext cx="7560000" cy="10692000"/>
+                      <a:ext cx="7560000" cy="6048000"/>
                     </a:xfrm>
                     <a:prstGeom prst="rect"/>
                   </pic:spPr>
@@ -48,18 +48,18 @@
       </w:r>
       <w:r>
         <w:drawing>
-          <wp:anchor distT="0" distB="0" distL="0" distR="0" simplePos="0" relativeHeight="251663244" behindDoc="0" locked="1" layoutInCell="1" allowOverlap="1">
+          <wp:anchor distT="0" distB="0" distL="0" distR="0" simplePos="0" relativeHeight="251663242" behindDoc="0" locked="1" layoutInCell="1" allowOverlap="1">
             <wp:simplePos x="0" y="0"/>
             <wp:positionH relativeFrom="page">
-              <wp:posOffset>792000</wp:posOffset>
+              <wp:posOffset>5040000</wp:posOffset>
             </wp:positionH>
             <wp:positionV relativeFrom="page">
-              <wp:posOffset>792000</wp:posOffset>
+              <wp:posOffset>9177062</wp:posOffset>
             </wp:positionV>
-            <wp:extent cx="2232000" cy="877350"/>
+            <wp:extent cx="1656000" cy="650937"/>
             <wp:effectExtent l="0" t="0" r="0" b="0"/>
             <wp:wrapNone/>
-            <wp:docPr id="5005" name="Picture 5004"/>
+            <wp:docPr id="5003" name="Picture 5002"/>
             <wp:cNvGraphicFramePr xmlns:a="http://schemas.openxmlformats.org/drawingml/2006/main">
               <a:graphicFrameLocks noChangeAspect="1"/>
             </wp:cNvGraphicFramePr>
@@ -79,7 +79,7 @@
                   <pic:spPr>
                     <a:xfrm>
                       <a:off x="0" y="0"/>
-                      <a:ext cx="2232000" cy="877350"/>
+                      <a:ext cx="1656000" cy="650937"/>
                     </a:xfrm>
                     <a:prstGeom prst="rect"/>
                   </pic:spPr>
@@ -96,6 +96,30 @@
     <w:p/>
     <w:p/>
     <w:p/>
+    <w:p/>
+    <w:p/>
+    <w:p/>
+    <w:p/>
+    <w:p/>
+    <w:p/>
+    <w:p/>
+    <w:p/>
+    <w:p/>
+    <w:p/>
+    <w:p/>
+    <w:p/>
+    <w:p>
+      <w:pPr>
+        <w:pStyle w:val="Small"/>
+      </w:pPr>
+      <w:r>
+        <w:rPr>
+          <w:b w:val="0"/>
+          <w:i w:val="0"/>
+        </w:rPr>
+        <w:t>Zuma Rock, Niger State</w:t>
+      </w:r>
+    </w:p>
     <w:p/>
     <w:p>
       <w:pPr>
@@ -151,8 +175,8 @@
         <w:sdtContent>
           <w:r>
             <w:rPr>
-              <w:color w:val="2C5040"/>
-              <w:sz w:val="28"/>
+              <w:color w:val="5F6662"/>
+              <w:sz w:val="26"/>
             </w:rPr>
             <w:t xml:space="preserve">[Subtitle or reporting period]</w:t>
           </w:r>
@@ -567,11 +591,11 @@
         <w:jc w:val="left"/>
         <w:tblLook w:firstColumn="1" w:firstRow="1" w:lastColumn="0" w:lastRow="0" w:noHBand="0" w:noVBand="1" w:val="04A0"/>
         <w:tblBorders>
-          <w:top w:val="single" w:sz="4" w:color="A9BFA9"/>
-          <w:left w:val="nil"/>
-          <w:bottom w:val="single" w:sz="4" w:color="A9BFA9"/>
-          <w:right w:val="nil"/>
-          <w:insideH w:val="single" w:sz="4" w:color="A9BFA9"/>
+          <w:top w:val="single" w:sz="4" w:color="E7DFCF"/>
+          <w:left w:val="nil"/>
+          <w:bottom w:val="single" w:sz="4" w:color="E7DFCF"/>
+          <w:right w:val="nil"/>
+          <w:insideH w:val="single" w:sz="4" w:color="E7DFCF"/>
           <w:insideV w:val="nil"/>
         </w:tblBorders>
         <w:tblCellMar>
@@ -594,7 +618,9 @@
         <w:tc>
           <w:tcPr>
             <w:tcW w:type="dxa" w:w="3515"/>
-            <w:shd w:val="clear" w:color="auto" w:fill="E7DFCF"/>
+            <w:tcBorders>
+              <w:bottom w:val="single" w:sz="8" w:color="103428"/>
+            </w:tcBorders>
           </w:tcPr>
           <w:p>
             <w:pPr>
@@ -613,11 +639,14 @@
         <w:tc>
           <w:tcPr>
             <w:tcW w:type="dxa" w:w="1701"/>
-            <w:shd w:val="clear" w:color="auto" w:fill="E7DFCF"/>
+            <w:tcBorders>
+              <w:bottom w:val="single" w:sz="8" w:color="103428"/>
+            </w:tcBorders>
           </w:tcPr>
           <w:p>
             <w:pPr>
               <w:pStyle w:val="TableHead"/>
+              <w:jc w:val="right"/>
             </w:pPr>
             <w:r/>
             <w:r>
@@ -632,11 +661,14 @@
         <w:tc>
           <w:tcPr>
             <w:tcW w:type="dxa" w:w="1701"/>
-            <w:shd w:val="clear" w:color="auto" w:fill="E7DFCF"/>
+            <w:tcBorders>
+              <w:bottom w:val="single" w:sz="8" w:color="103428"/>
+            </w:tcBorders>
           </w:tcPr>
           <w:p>
             <w:pPr>
               <w:pStyle w:val="TableHead"/>
+              <w:jc w:val="right"/>
             </w:pPr>
             <w:r/>
             <w:r>
@@ -651,7 +683,9 @@
         <w:tc>
           <w:tcPr>
             <w:tcW w:type="dxa" w:w="2494"/>
-            <w:shd w:val="clear" w:color="auto" w:fill="E7DFCF"/>
+            <w:tcBorders>
+              <w:bottom w:val="single" w:sz="8" w:color="103428"/>
+            </w:tcBorders>
           </w:tcPr>
           <w:p>
             <w:pPr>
@@ -991,18 +1025,18 @@
         <w:tblW w:type="auto" w:w="0"/>
         <w:tblLook w:firstColumn="1" w:firstRow="1" w:lastColumn="0" w:lastRow="0" w:noHBand="0" w:noVBand="1" w:val="04A0"/>
         <w:tblBorders>
-          <w:top w:val="nil"/>
-          <w:left w:val="nil"/>
-          <w:bottom w:val="nil"/>
-          <w:right w:val="nil"/>
-          <w:insideH w:val="single" w:sz="2" w:color="F5F0E6"/>
+          <w:top w:val="single" w:sz="6" w:color="103428"/>
+          <w:left w:val="nil"/>
+          <w:bottom w:val="single" w:sz="6" w:color="103428"/>
+          <w:right w:val="nil"/>
+          <w:insideH w:val="single" w:sz="6" w:color="103428"/>
           <w:insideV w:val="nil"/>
         </w:tblBorders>
         <w:tblCellMar>
-          <w:top w:w="160" w:type="dxa"/>
-          <w:left w:w="220" w:type="dxa"/>
-          <w:bottom w:w="160" w:type="dxa"/>
-          <w:right w:w="220" w:type="dxa"/>
+          <w:top w:w="120" w:type="dxa"/>
+          <w:left w:w="0" w:type="dxa"/>
+          <w:bottom w:w="140" w:type="dxa"/>
+          <w:right w:w="0" w:type="dxa"/>
         </w:tblCellMar>
       </w:tblPr>
       <w:tblGrid>
@@ -1012,10 +1046,6 @@
         <w:tc>
           <w:tcPr>
             <w:tcW w:type="dxa" w:w="9298"/>
-            <w:shd w:val="clear" w:color="auto" w:fill="F5F0E6"/>
-            <w:tcBorders>
-              <w:left w:val="single" w:sz="24" w:color="E8A432"/>
-            </w:tcBorders>
           </w:tcPr>
           <w:p>
             <w:pPr>
@@ -1070,7 +1100,7 @@
     <w:p>
       <w:r>
         <w:drawing>
-          <wp:anchor distT="0" distB="0" distL="0" distR="0" simplePos="0" relativeHeight="251663246" behindDoc="1" locked="1" layoutInCell="1" allowOverlap="1">
+          <wp:anchor distT="0" distB="0" distL="0" distR="0" simplePos="0" relativeHeight="251663244" behindDoc="1" locked="1" layoutInCell="1" allowOverlap="1">
             <wp:simplePos x="0" y="0"/>
             <wp:positionH relativeFrom="page">
               <wp:posOffset>0</wp:posOffset>
@@ -1081,7 +1111,7 @@
             <wp:extent cx="7560000" cy="10692000"/>
             <wp:effectExtent l="0" t="0" r="0" b="0"/>
             <wp:wrapNone/>
-            <wp:docPr id="5007" name="Picture 5006"/>
+            <wp:docPr id="5005" name="Picture 5004"/>
             <wp:cNvGraphicFramePr xmlns:a="http://schemas.openxmlformats.org/drawingml/2006/main">
               <a:graphicFrameLocks noChangeAspect="1"/>
             </wp:cNvGraphicFramePr>
@@ -1089,7 +1119,7 @@
               <a:graphicData uri="http://schemas.openxmlformats.org/drawingml/2006/picture">
                 <pic:pic>
                   <pic:nvPicPr>
-                    <pic:cNvPr id="0" name="DN_bg_02_forest-institutional_A4-portrait_150dpi.jpg"/>
+                    <pic:cNvPr id="0" name="divider.jpg"/>
                     <pic:cNvPicPr/>
                   </pic:nvPicPr>
                   <pic:blipFill>
@@ -1129,10 +1159,10 @@
     <w:p>
       <w:r>
         <w:rPr>
-          <w:rFonts w:ascii="Playfair Display" w:hAnsi="Playfair Display" w:cs="Playfair Display" w:eastAsia="Playfair Display"/>
+          <w:rFonts w:ascii="Newsreader Display" w:hAnsi="Newsreader Display" w:cs="Newsreader Display" w:eastAsia="Newsreader Display"/>
           <w:b w:val="0"/>
           <w:i w:val="0"/>
-          <w:color w:val="E8A432"/>
+          <w:color w:val="A9BFA9"/>
           <w:sz w:val="144"/>
         </w:rPr>
         <w:t>01</w:t>
@@ -1223,8 +1253,8 @@
     <w:p>
       <w:sdt>
         <w:sdtPr>
-          <w:alias w:val="Body text. Inter 10 pt on 13 pt leading. Keep paragraphs short. Cite sources inline as (Author, Year) and list them under References."/>
-          <w:tag w:val="body_text._inter_10_pt_on_13_pt_leading._keep_paragraphs_short._cite_sources_inline_as_(author,_year)_and_list_them_under_references."/>
+          <w:alias w:val="Body text. Public Sans 10 pt on 13 pt leading. Keep paragraphs short. Cite sources inline as (Author, Year) and list them under References."/>
+          <w:tag w:val="body_text._public_sans_10_pt_on_13_pt_leading._keep_paragraphs_short._cite_sources_inline_as_(author,_year)_and_list_them_under_references."/>
           <w:text/>
         </w:sdtPr>
         <w:sdtContent>
@@ -1232,7 +1262,7 @@
             <w:rPr>
               <w:color w:val="5F6662"/>
             </w:rPr>
-            <w:t xml:space="preserve">[Body text. Inter 10 pt on 13 pt leading. Keep paragraphs short. Cite sources inline as (Author, Year) and list them under References.]</w:t>
+            <w:t xml:space="preserve">[Body text. Public Sans 10 pt on 13 pt leading. Keep paragraphs short. Cite sources inline as (Author, Year) and list them under References.]</w:t>
           </w:r>
         </w:sdtContent>
       </w:sdt>
@@ -1330,8 +1360,8 @@
       <w:r>
         <w:drawing>
           <wp:inline xmlns:a="http://schemas.openxmlformats.org/drawingml/2006/main" xmlns:pic="http://schemas.openxmlformats.org/drawingml/2006/picture">
-            <wp:extent cx="5976000" cy="3735000"/>
-            <wp:docPr id="5008" name="Picture 5008"/>
+            <wp:extent cx="5976000" cy="3594938"/>
+            <wp:docPr id="5006" name="Picture 5006"/>
             <wp:cNvGraphicFramePr>
               <a:graphicFrameLocks noChangeAspect="1"/>
             </wp:cNvGraphicFramePr>
@@ -1339,7 +1369,7 @@
               <a:graphicData uri="http://schemas.openxmlformats.org/drawingml/2006/picture">
                 <pic:pic>
                   <pic:nvPicPr>
-                    <pic:cNvPr id="0" name="photo.jpg"/>
+                    <pic:cNvPr id="0" name="photo_body.jpg"/>
                     <pic:cNvPicPr/>
                   </pic:nvPicPr>
                   <pic:blipFill>
@@ -1351,7 +1381,7 @@
                   <pic:spPr>
                     <a:xfrm>
                       <a:off x="0" y="0"/>
-                      <a:ext cx="5976000" cy="3735000"/>
+                      <a:ext cx="5976000" cy="3594938"/>
                     </a:xfrm>
                     <a:prstGeom prst="rect"/>
                   </pic:spPr>
@@ -1371,12 +1401,12 @@
           <w:b w:val="0"/>
           <w:i w:val="0"/>
         </w:rPr>
-        <w:t xml:space="preserve">Figure 1  </w:t>
+        <w:t xml:space="preserve">Figure 1  Idanre Hills, Ondo State.  </w:t>
       </w:r>
       <w:sdt>
         <w:sdtPr>
-          <w:alias w:val="Caption — what, where, when.]  Photo: [Photographer / Licence"/>
-          <w:tag w:val="caption_—_what,_where,_when.]__photo:_[photographer_/_licence"/>
+          <w:alias w:val="Photo: [photographer and licence to be confirmed"/>
+          <w:tag w:val="photo:_[photographer_and_licence_to_be_confirmed"/>
           <w:text/>
         </w:sdtPr>
         <w:sdtContent>
@@ -1384,7 +1414,7 @@
             <w:rPr>
               <w:color w:val="5F6662"/>
             </w:rPr>
-            <w:t xml:space="preserve">[Caption — what, where, when.]  Photo: [Photographer / Licence]</w:t>
+            <w:t xml:space="preserve">Photo: [photographer and licence to be confirmed]</w:t>
           </w:r>
         </w:sdtContent>
       </w:sdt>
@@ -1419,11 +1449,11 @@
         <w:jc w:val="left"/>
         <w:tblLook w:firstColumn="1" w:firstRow="1" w:lastColumn="0" w:lastRow="0" w:noHBand="0" w:noVBand="1" w:val="04A0"/>
         <w:tblBorders>
-          <w:top w:val="single" w:sz="4" w:color="A9BFA9"/>
-          <w:left w:val="nil"/>
-          <w:bottom w:val="single" w:sz="4" w:color="A9BFA9"/>
-          <w:right w:val="nil"/>
-          <w:insideH w:val="single" w:sz="4" w:color="A9BFA9"/>
+          <w:top w:val="single" w:sz="4" w:color="E7DFCF"/>
+          <w:left w:val="nil"/>
+          <w:bottom w:val="single" w:sz="4" w:color="E7DFCF"/>
+          <w:right w:val="nil"/>
+          <w:insideH w:val="single" w:sz="4" w:color="E7DFCF"/>
           <w:insideV w:val="nil"/>
         </w:tblBorders>
         <w:tblCellMar>
@@ -1446,7 +1476,9 @@
         <w:tc>
           <w:tcPr>
             <w:tcW w:type="dxa" w:w="2721"/>
-            <w:shd w:val="clear" w:color="auto" w:fill="E7DFCF"/>
+            <w:tcBorders>
+              <w:bottom w:val="single" w:sz="8" w:color="103428"/>
+            </w:tcBorders>
           </w:tcPr>
           <w:p>
             <w:pPr>
@@ -1465,7 +1497,9 @@
         <w:tc>
           <w:tcPr>
             <w:tcW w:type="dxa" w:w="2154"/>
-            <w:shd w:val="clear" w:color="auto" w:fill="E7DFCF"/>
+            <w:tcBorders>
+              <w:bottom w:val="single" w:sz="8" w:color="103428"/>
+            </w:tcBorders>
           </w:tcPr>
           <w:p>
             <w:pPr>
@@ -1484,7 +1518,9 @@
         <w:tc>
           <w:tcPr>
             <w:tcW w:type="dxa" w:w="1701"/>
-            <w:shd w:val="clear" w:color="auto" w:fill="E7DFCF"/>
+            <w:tcBorders>
+              <w:bottom w:val="single" w:sz="8" w:color="103428"/>
+            </w:tcBorders>
           </w:tcPr>
           <w:p>
             <w:pPr>
@@ -1503,7 +1539,9 @@
         <w:tc>
           <w:tcPr>
             <w:tcW w:type="dxa" w:w="2835"/>
-            <w:shd w:val="clear" w:color="auto" w:fill="E7DFCF"/>
+            <w:tcBorders>
+              <w:bottom w:val="single" w:sz="8" w:color="103428"/>
+            </w:tcBorders>
           </w:tcPr>
           <w:p>
             <w:pPr>
@@ -1599,112 +1637,6 @@
         <w:tc>
           <w:tcPr>
             <w:tcW w:type="dxa" w:w="2835"/>
-          </w:tcPr>
-          <w:p>
-            <w:pPr>
-              <w:pStyle w:val="TableText"/>
-            </w:pPr>
-            <w:sdt>
-              <w:sdtPr>
-                <w:alias w:val="Notes"/>
-                <w:tag w:val="notes"/>
-                <w:text/>
-              </w:sdtPr>
-              <w:sdtContent>
-                <w:r>
-                  <w:rPr>
-                    <w:color w:val="5F6662"/>
-                  </w:rPr>
-                  <w:t xml:space="preserve">[Notes]</w:t>
-                </w:r>
-              </w:sdtContent>
-            </w:sdt>
-          </w:p>
-        </w:tc>
-      </w:tr>
-      <w:tr>
-        <w:tc>
-          <w:tcPr>
-            <w:tcW w:type="dxa" w:w="2721"/>
-            <w:shd w:val="clear" w:color="auto" w:fill="F5F0E6"/>
-          </w:tcPr>
-          <w:p>
-            <w:pPr>
-              <w:pStyle w:val="TableText"/>
-            </w:pPr>
-            <w:sdt>
-              <w:sdtPr>
-                <w:alias w:val="Name"/>
-                <w:tag w:val="name"/>
-                <w:text/>
-              </w:sdtPr>
-              <w:sdtContent>
-                <w:r>
-                  <w:rPr>
-                    <w:color w:val="5F6662"/>
-                  </w:rPr>
-                  <w:t xml:space="preserve">[Name]</w:t>
-                </w:r>
-              </w:sdtContent>
-            </w:sdt>
-          </w:p>
-        </w:tc>
-        <w:tc>
-          <w:tcPr>
-            <w:tcW w:type="dxa" w:w="2154"/>
-            <w:shd w:val="clear" w:color="auto" w:fill="F5F0E6"/>
-          </w:tcPr>
-          <w:p>
-            <w:pPr>
-              <w:pStyle w:val="TableText"/>
-            </w:pPr>
-            <w:sdt>
-              <w:sdtPr>
-                <w:alias w:val="Nature / Culture / …"/>
-                <w:tag w:val="nature_/_culture_/_…"/>
-                <w:text/>
-              </w:sdtPr>
-              <w:sdtContent>
-                <w:r>
-                  <w:rPr>
-                    <w:color w:val="5F6662"/>
-                  </w:rPr>
-                  <w:t xml:space="preserve">[Nature / Culture / …]</w:t>
-                </w:r>
-              </w:sdtContent>
-            </w:sdt>
-          </w:p>
-        </w:tc>
-        <w:tc>
-          <w:tcPr>
-            <w:tcW w:type="dxa" w:w="1701"/>
-            <w:shd w:val="clear" w:color="auto" w:fill="F5F0E6"/>
-          </w:tcPr>
-          <w:p>
-            <w:pPr>
-              <w:pStyle w:val="TableText"/>
-            </w:pPr>
-            <w:sdt>
-              <w:sdtPr>
-                <w:alias w:val="Status"/>
-                <w:tag w:val="status"/>
-                <w:text/>
-              </w:sdtPr>
-              <w:sdtContent>
-                <w:r>
-                  <w:rPr>
-                    <w:color w:val="5F6662"/>
-                  </w:rPr>
-                  <w:t xml:space="preserve">[Status]</w:t>
-                </w:r>
-              </w:sdtContent>
-            </w:sdt>
-          </w:p>
-        </w:tc>
-        <w:tc>
-          <w:tcPr>
-            <w:tcW w:type="dxa" w:w="2835"/>
-            <w:shd w:val="clear" w:color="auto" w:fill="F5F0E6"/>
           </w:tcPr>
           <w:p>
             <w:pPr>
@@ -1834,7 +1766,6 @@
         <w:tc>
           <w:tcPr>
             <w:tcW w:type="dxa" w:w="2721"/>
-            <w:shd w:val="clear" w:color="auto" w:fill="F5F0E6"/>
           </w:tcPr>
           <w:p>
             <w:pPr>
@@ -1860,7 +1791,6 @@
         <w:tc>
           <w:tcPr>
             <w:tcW w:type="dxa" w:w="2154"/>
-            <w:shd w:val="clear" w:color="auto" w:fill="F5F0E6"/>
           </w:tcPr>
           <w:p>
             <w:pPr>
@@ -1886,7 +1816,6 @@
         <w:tc>
           <w:tcPr>
             <w:tcW w:type="dxa" w:w="1701"/>
-            <w:shd w:val="clear" w:color="auto" w:fill="F5F0E6"/>
           </w:tcPr>
           <w:p>
             <w:pPr>
@@ -1912,7 +1841,108 @@
         <w:tc>
           <w:tcPr>
             <w:tcW w:type="dxa" w:w="2835"/>
-            <w:shd w:val="clear" w:color="auto" w:fill="F5F0E6"/>
+          </w:tcPr>
+          <w:p>
+            <w:pPr>
+              <w:pStyle w:val="TableText"/>
+            </w:pPr>
+            <w:sdt>
+              <w:sdtPr>
+                <w:alias w:val="Notes"/>
+                <w:tag w:val="notes"/>
+                <w:text/>
+              </w:sdtPr>
+              <w:sdtContent>
+                <w:r>
+                  <w:rPr>
+                    <w:color w:val="5F6662"/>
+                  </w:rPr>
+                  <w:t xml:space="preserve">[Notes]</w:t>
+                </w:r>
+              </w:sdtContent>
+            </w:sdt>
+          </w:p>
+        </w:tc>
+      </w:tr>
+      <w:tr>
+        <w:tc>
+          <w:tcPr>
+            <w:tcW w:type="dxa" w:w="2721"/>
+          </w:tcPr>
+          <w:p>
+            <w:pPr>
+              <w:pStyle w:val="TableText"/>
+            </w:pPr>
+            <w:sdt>
+              <w:sdtPr>
+                <w:alias w:val="Name"/>
+                <w:tag w:val="name"/>
+                <w:text/>
+              </w:sdtPr>
+              <w:sdtContent>
+                <w:r>
+                  <w:rPr>
+                    <w:color w:val="5F6662"/>
+                  </w:rPr>
+                  <w:t xml:space="preserve">[Name]</w:t>
+                </w:r>
+              </w:sdtContent>
+            </w:sdt>
+          </w:p>
+        </w:tc>
+        <w:tc>
+          <w:tcPr>
+            <w:tcW w:type="dxa" w:w="2154"/>
+          </w:tcPr>
+          <w:p>
+            <w:pPr>
+              <w:pStyle w:val="TableText"/>
+            </w:pPr>
+            <w:sdt>
+              <w:sdtPr>
+                <w:alias w:val="Nature / Culture / …"/>
+                <w:tag w:val="nature_/_culture_/_…"/>
+                <w:text/>
+              </w:sdtPr>
+              <w:sdtContent>
+                <w:r>
+                  <w:rPr>
+                    <w:color w:val="5F6662"/>
+                  </w:rPr>
+                  <w:t xml:space="preserve">[Nature / Culture / …]</w:t>
+                </w:r>
+              </w:sdtContent>
+            </w:sdt>
+          </w:p>
+        </w:tc>
+        <w:tc>
+          <w:tcPr>
+            <w:tcW w:type="dxa" w:w="1701"/>
+          </w:tcPr>
+          <w:p>
+            <w:pPr>
+              <w:pStyle w:val="TableText"/>
+            </w:pPr>
+            <w:sdt>
+              <w:sdtPr>
+                <w:alias w:val="Status"/>
+                <w:tag w:val="status"/>
+                <w:text/>
+              </w:sdtPr>
+              <w:sdtContent>
+                <w:r>
+                  <w:rPr>
+                    <w:color w:val="5F6662"/>
+                  </w:rPr>
+                  <w:t xml:space="preserve">[Status]</w:t>
+                </w:r>
+              </w:sdtContent>
+            </w:sdt>
+          </w:p>
+        </w:tc>
+        <w:tc>
+          <w:tcPr>
+            <w:tcW w:type="dxa" w:w="2835"/>
           </w:tcPr>
           <w:p>
             <w:pPr>
@@ -2049,7 +2079,7 @@
         <w:drawing>
           <wp:inline xmlns:a="http://schemas.openxmlformats.org/drawingml/2006/main" xmlns:pic="http://schemas.openxmlformats.org/drawingml/2006/picture">
             <wp:extent cx="5976000" cy="2838600"/>
-            <wp:docPr id="5009" name="Picture 5009"/>
+            <wp:docPr id="5007" name="Picture 5007"/>
             <wp:cNvGraphicFramePr>
               <a:graphicFrameLocks noChangeAspect="1"/>
             </wp:cNvGraphicFramePr>
@@ -2110,9 +2140,6 @@
     <w:p>
       <w:pPr>
         <w:pStyle w:val="Quote"/>
-        <w:pBdr>
-          <w:left w:val="single" w:sz="18" w:space="12" w:color="E8A432"/>
-        </w:pBdr>
       </w:pPr>
       <w:sdt>
         <w:sdtPr>
@@ -2124,7 +2151,7 @@
           <w:r>
             <w:rPr>
               <w:color w:val="103428"/>
-              <w:sz w:val="28"/>
+              <w:sz w:val="32"/>
             </w:rPr>
             <w:t xml:space="preserve">“[Pull quote from a stakeholder — attributed and approved.]”</w:t>
           </w:r>
@@ -2197,7 +2224,7 @@
         <w:rPr>
           <w:b/>
           <w:i w:val="0"/>
-          <w:color w:val="9A6510"/>
+          <w:color w:val="8A5A0C"/>
           <w:sz w:val="24"/>
         </w:rPr>
         <w:t xml:space="preserve">01  </w:t>
@@ -2224,7 +2251,7 @@
         <w:rPr>
           <w:b/>
           <w:i w:val="0"/>
-          <w:color w:val="9A6510"/>
+          <w:color w:val="8A5A0C"/>
           <w:sz w:val="24"/>
         </w:rPr>
         <w:t xml:space="preserve">02  </w:t>
@@ -2251,7 +2278,7 @@
         <w:rPr>
           <w:b/>
           <w:i w:val="0"/>
-          <w:color w:val="9A6510"/>
+          <w:color w:val="8A5A0C"/>
           <w:sz w:val="24"/>
         </w:rPr>
         <w:t xml:space="preserve">03  </w:t>
@@ -2418,7 +2445,7 @@
   <w:p>
     <w:pPr>
       <w:pBdr>
-        <w:top w:val="single" w:sz="4" w:space="6" w:color="A9BFA9"/>
+        <w:top w:val="single" w:sz="4" w:space="6" w:color="E7DFCF"/>
       </w:pBdr>
       <w:tabs>
         <w:tab w:pos="9298" w:val="right"/>
@@ -2440,7 +2467,7 @@
         <w:color w:val="5F6662"/>
         <w:sz w:val="15"/>
       </w:rPr>
-      <w:t xml:space="preserve">  ·  </w:t>
+      <w:t xml:space="preserve">   </w:t>
     </w:r>
     <w:r>
       <w:rPr>
@@ -2491,7 +2518,7 @@
   <w:p>
     <w:pPr>
       <w:pBdr>
-        <w:top w:val="single" w:sz="4" w:space="6" w:color="A9BFA9"/>
+        <w:top w:val="single" w:sz="4" w:space="6" w:color="E7DFCF"/>
       </w:pBdr>
       <w:tabs>
         <w:tab w:pos="9298" w:val="right"/>
@@ -2513,7 +2540,7 @@
         <w:color w:val="5F6662"/>
         <w:sz w:val="15"/>
       </w:rPr>
-      <w:t xml:space="preserve">  ·  </w:t>
+      <w:t xml:space="preserve">   </w:t>
     </w:r>
     <w:r>
       <w:rPr>
@@ -2598,7 +2625,7 @@
         <w:caps/>
         <w:color w:val="5F6662"/>
         <w:sz w:val="15"/>
-        <w:spacing w:val="24"/>
+        <w:spacing w:val="10"/>
       </w:rPr>
       <w:tab/>
       <w:t>[Report title]</w:t>
@@ -2666,7 +2693,7 @@
         <w:caps/>
         <w:color w:val="5F6662"/>
         <w:sz w:val="15"/>
-        <w:spacing w:val="24"/>
+        <w:spacing w:val="10"/>
       </w:rPr>
       <w:tab/>
       <w:t>[Report title]</w:t>
@@ -2883,7 +2910,7 @@
   <w:docDefaults>
     <w:rPrDefault>
       <w:rPr>
-        <w:rFonts w:asciiTheme="minorHAnsi" w:eastAsiaTheme="minorEastAsia" w:hAnsiTheme="minorHAnsi" w:cstheme="minorBidi"/>
+        <w:rFonts w:ascii="Public Sans" w:hAnsi="Public Sans" w:cs="Public Sans" w:eastAsia="Public Sans"/>
         <w:sz w:val="22"/>
         <w:szCs w:val="22"/>
         <w:lang w:val="en-US" w:eastAsia="en-US" w:bidi="ar-SA"/>
@@ -3043,7 +3070,7 @@
       <w:spacing w:before="0" w:after="120" w:line="317" w:lineRule="auto"/>
     </w:pPr>
     <w:rPr>
-      <w:rFonts w:ascii="Inter" w:hAnsi="Inter" w:cs="Inter" w:eastAsia="Inter"/>
+      <w:rFonts w:ascii="Public Sans" w:hAnsi="Public Sans" w:cs="Public Sans" w:eastAsia="Public Sans"/>
       <w:b w:val="0"/>
       <w:i w:val="0"/>
       <w:color w:val="1B201E"/>
@@ -3105,16 +3132,16 @@
     <w:pPr>
       <w:keepNext/>
       <w:keepLines/>
-      <w:spacing w:before="360" w:after="120" w:line="264" w:lineRule="auto"/>
+      <w:spacing w:before="440" w:after="160" w:line="259" w:lineRule="auto"/>
       <w:outlineLvl w:val="0"/>
     </w:pPr>
     <w:rPr>
-      <w:rFonts w:asciiTheme="majorHAnsi" w:eastAsiaTheme="majorEastAsia" w:hAnsiTheme="majorHAnsi" w:cstheme="majorBidi" w:ascii="Playfair Display" w:hAnsi="Playfair Display" w:cs="Playfair Display" w:eastAsia="Playfair Display"/>
+      <w:rFonts w:ascii="Newsreader Display" w:hAnsi="Newsreader Display" w:cs="Newsreader Display" w:eastAsia="Newsreader Display"/>
       <w:b w:val="0"/>
       <w:bCs/>
       <w:i w:val="0"/>
       <w:color w:val="103428"/>
-      <w:sz w:val="40"/>
+      <w:sz w:val="44"/>
       <w:szCs w:val="28"/>
     </w:rPr>
   </w:style>
@@ -3134,12 +3161,12 @@
       <w:outlineLvl w:val="1"/>
     </w:pPr>
     <w:rPr>
-      <w:rFonts w:asciiTheme="majorHAnsi" w:eastAsiaTheme="majorEastAsia" w:hAnsiTheme="majorHAnsi" w:cstheme="majorBidi" w:ascii="Inter" w:hAnsi="Inter" w:cs="Inter" w:eastAsia="Inter"/>
-      <w:b/>
+      <w:rFonts w:ascii="Newsreader Display" w:hAnsi="Newsreader Display" w:cs="Newsreader Display" w:eastAsia="Newsreader Display"/>
+      <w:b w:val="0"/>
       <w:bCs/>
       <w:i w:val="0"/>
       <w:color w:val="103428"/>
-      <w:sz w:val="25"/>
+      <w:sz w:val="28"/>
       <w:szCs w:val="26"/>
     </w:rPr>
   </w:style>
@@ -3159,12 +3186,12 @@
       <w:outlineLvl w:val="2"/>
     </w:pPr>
     <w:rPr>
-      <w:rFonts w:asciiTheme="majorHAnsi" w:eastAsiaTheme="majorEastAsia" w:hAnsiTheme="majorHAnsi" w:cstheme="majorBidi" w:ascii="Inter" w:hAnsi="Inter" w:cs="Inter" w:eastAsia="Inter"/>
+      <w:rFonts w:ascii="Public Sans" w:hAnsi="Public Sans" w:cs="Public Sans" w:eastAsia="Public Sans"/>
       <w:b/>
       <w:bCs/>
       <w:i w:val="0"/>
-      <w:color w:val="2C5040"/>
-      <w:sz w:val="20"/>
+      <w:color w:val="103428"/>
+      <w:sz w:val="19"/>
     </w:rPr>
   </w:style>
   <w:style w:type="paragraph" w:styleId="Heading4">
@@ -3184,7 +3211,7 @@
       <w:outlineLvl w:val="3"/>
     </w:pPr>
     <w:rPr>
-      <w:rFonts w:asciiTheme="majorHAnsi" w:eastAsiaTheme="majorEastAsia" w:hAnsiTheme="majorHAnsi" w:cstheme="majorBidi"/>
+      <w:rFonts w:ascii="Newsreader Display" w:hAnsi="Newsreader Display" w:cs="Newsreader Display"/>
       <w:b/>
       <w:bCs/>
       <w:i/>
@@ -3209,7 +3236,7 @@
       <w:outlineLvl w:val="4"/>
     </w:pPr>
     <w:rPr>
-      <w:rFonts w:asciiTheme="majorHAnsi" w:eastAsiaTheme="majorEastAsia" w:hAnsiTheme="majorHAnsi" w:cstheme="majorBidi"/>
+      <w:rFonts w:ascii="Newsreader Display" w:hAnsi="Newsreader Display" w:cs="Newsreader Display"/>
       <w:color w:val="243F60" w:themeColor="accent1" w:themeShade="7F"/>
     </w:rPr>
   </w:style>
@@ -3230,7 +3257,7 @@
       <w:outlineLvl w:val="5"/>
     </w:pPr>
     <w:rPr>
-      <w:rFonts w:asciiTheme="majorHAnsi" w:eastAsiaTheme="majorEastAsia" w:hAnsiTheme="majorHAnsi" w:cstheme="majorBidi"/>
+      <w:rFonts w:ascii="Newsreader Display" w:hAnsi="Newsreader Display" w:cs="Newsreader Display"/>
       <w:i/>
       <w:iCs/>
       <w:color w:val="243F60" w:themeColor="accent1" w:themeShade="7F"/>
@@ -3253,7 +3280,7 @@
       <w:outlineLvl w:val="6"/>
     </w:pPr>
     <w:rPr>
-      <w:rFonts w:asciiTheme="majorHAnsi" w:eastAsiaTheme="majorEastAsia" w:hAnsiTheme="majorHAnsi" w:cstheme="majorBidi"/>
+      <w:rFonts w:ascii="Newsreader Display" w:hAnsi="Newsreader Display" w:cs="Newsreader Display"/>
       <w:i/>
       <w:iCs/>
       <w:color w:val="404040" w:themeColor="text1" w:themeTint="BF"/>
@@ -3276,7 +3303,7 @@
       <w:outlineLvl w:val="7"/>
     </w:pPr>
     <w:rPr>
-      <w:rFonts w:asciiTheme="majorHAnsi" w:eastAsiaTheme="majorEastAsia" w:hAnsiTheme="majorHAnsi" w:cstheme="majorBidi"/>
+      <w:rFonts w:ascii="Newsreader Display" w:hAnsi="Newsreader Display" w:cs="Newsreader Display"/>
       <w:color w:val="4F81BD" w:themeColor="accent1"/>
       <w:sz w:val="20"/>
       <w:szCs w:val="20"/>
@@ -3299,7 +3326,7 @@
       <w:outlineLvl w:val="8"/>
     </w:pPr>
     <w:rPr>
-      <w:rFonts w:asciiTheme="majorHAnsi" w:eastAsiaTheme="majorEastAsia" w:hAnsiTheme="majorHAnsi" w:cstheme="majorBidi"/>
+      <w:rFonts w:ascii="Newsreader Display" w:hAnsi="Newsreader Display" w:cs="Newsreader Display"/>
       <w:i/>
       <w:iCs/>
       <w:color w:val="404040" w:themeColor="text1" w:themeTint="BF"/>
@@ -3350,7 +3377,7 @@
     <w:uiPriority w:val="9"/>
     <w:rsid w:val="00FC693F"/>
     <w:rPr>
-      <w:rFonts w:asciiTheme="majorHAnsi" w:eastAsiaTheme="majorEastAsia" w:hAnsiTheme="majorHAnsi" w:cstheme="majorBidi"/>
+      <w:rFonts w:ascii="Newsreader Display" w:hAnsi="Newsreader Display" w:cs="Newsreader Display"/>
       <w:b/>
       <w:bCs/>
       <w:color w:val="365F91" w:themeColor="accent1" w:themeShade="BF"/>
@@ -3365,7 +3392,7 @@
     <w:uiPriority w:val="9"/>
     <w:rsid w:val="00FC693F"/>
     <w:rPr>
-      <w:rFonts w:asciiTheme="majorHAnsi" w:eastAsiaTheme="majorEastAsia" w:hAnsiTheme="majorHAnsi" w:cstheme="majorBidi"/>
+      <w:rFonts w:ascii="Newsreader Display" w:hAnsi="Newsreader Display" w:cs="Newsreader Display"/>
       <w:b/>
       <w:bCs/>
       <w:color w:val="4F81BD" w:themeColor="accent1"/>
@@ -3380,7 +3407,7 @@
     <w:uiPriority w:val="9"/>
     <w:rsid w:val="00FC693F"/>
     <w:rPr>
-      <w:rFonts w:asciiTheme="majorHAnsi" w:eastAsiaTheme="majorEastAsia" w:hAnsiTheme="majorHAnsi" w:cstheme="majorBidi"/>
+      <w:rFonts w:ascii="Newsreader Display" w:hAnsi="Newsreader Display" w:cs="Newsreader Display"/>
       <w:b/>
       <w:bCs/>
       <w:color w:val="4F81BD" w:themeColor="accent1"/>
@@ -3395,17 +3422,17 @@
     <w:qFormat/>
     <w:rsid w:val="00FC693F"/>
     <w:pPr>
-      <w:spacing w:after="160" w:line="252" w:lineRule="auto" w:before="0"/>
+      <w:spacing w:after="200" w:line="245" w:lineRule="auto" w:before="0"/>
       <w:contextualSpacing/>
     </w:pPr>
     <w:rPr>
-      <w:rFonts w:asciiTheme="majorHAnsi" w:eastAsiaTheme="majorEastAsia" w:hAnsiTheme="majorHAnsi" w:cstheme="majorBidi" w:ascii="Playfair Display" w:hAnsi="Playfair Display" w:cs="Playfair Display" w:eastAsia="Playfair Display"/>
+      <w:rFonts w:ascii="Newsreader Display" w:hAnsi="Newsreader Display" w:cs="Newsreader Display" w:eastAsia="Newsreader Display"/>
       <w:b w:val="0"/>
       <w:i w:val="0"/>
       <w:color w:val="103428"/>
       <w:spacing w:val="5"/>
       <w:kern w:val="28"/>
-      <w:sz w:val="60"/>
+      <w:sz w:val="64"/>
       <w:szCs w:val="52"/>
     </w:rPr>
   </w:style>
@@ -3416,7 +3443,7 @@
     <w:uiPriority w:val="10"/>
     <w:rsid w:val="00FC693F"/>
     <w:rPr>
-      <w:rFonts w:asciiTheme="majorHAnsi" w:eastAsiaTheme="majorEastAsia" w:hAnsiTheme="majorHAnsi" w:cstheme="majorBidi"/>
+      <w:rFonts w:ascii="Newsreader Display" w:hAnsi="Newsreader Display" w:cs="Newsreader Display"/>
       <w:color w:val="17365D" w:themeColor="text2" w:themeShade="BF"/>
       <w:spacing w:val="5"/>
       <w:kern w:val="28"/>
@@ -3439,13 +3466,13 @@
       <w:spacing w:before="0" w:after="240" w:line="312" w:lineRule="auto"/>
     </w:pPr>
     <w:rPr>
-      <w:rFonts w:asciiTheme="majorHAnsi" w:eastAsiaTheme="majorEastAsia" w:hAnsiTheme="majorHAnsi" w:cstheme="majorBidi" w:ascii="Source Serif 4" w:hAnsi="Source Serif 4" w:cs="Source Serif 4" w:eastAsia="Source Serif 4"/>
+      <w:rFonts w:ascii="Newsreader Text" w:hAnsi="Newsreader Text" w:cs="Newsreader Text" w:eastAsia="Newsreader Text"/>
       <w:b w:val="0"/>
       <w:i w:val="0"/>
       <w:iCs/>
-      <w:color w:val="2C5040"/>
+      <w:color w:val="5F6662"/>
       <w:spacing w:val="15"/>
-      <w:sz w:val="28"/>
+      <w:sz w:val="26"/>
       <w:szCs w:val="24"/>
     </w:rPr>
   </w:style>
@@ -3456,7 +3483,7 @@
     <w:uiPriority w:val="11"/>
     <w:rsid w:val="00FC693F"/>
     <w:rPr>
-      <w:rFonts w:asciiTheme="majorHAnsi" w:eastAsiaTheme="majorEastAsia" w:hAnsiTheme="majorHAnsi" w:cstheme="majorBidi"/>
+      <w:rFonts w:ascii="Newsreader Display" w:hAnsi="Newsreader Display" w:cs="Newsreader Display"/>
       <w:i/>
       <w:iCs/>
       <w:color w:val="4F81BD" w:themeColor="accent1"/>
@@ -3585,7 +3612,7 @@
       <w:contextualSpacing/>
     </w:pPr>
     <w:rPr>
-      <w:rFonts w:ascii="Inter" w:hAnsi="Inter" w:cs="Inter" w:eastAsia="Inter"/>
+      <w:rFonts w:ascii="Public Sans" w:hAnsi="Public Sans" w:cs="Public Sans" w:eastAsia="Public Sans"/>
       <w:b w:val="0"/>
       <w:i w:val="0"/>
       <w:color w:val="1B201E"/>
@@ -3632,7 +3659,7 @@
       <w:contextualSpacing/>
     </w:pPr>
     <w:rPr>
-      <w:rFonts w:ascii="Inter" w:hAnsi="Inter" w:cs="Inter" w:eastAsia="Inter"/>
+      <w:rFonts w:ascii="Public Sans" w:hAnsi="Public Sans" w:cs="Public Sans" w:eastAsia="Public Sans"/>
       <w:b w:val="0"/>
       <w:i w:val="0"/>
       <w:color w:val="1B201E"/>
@@ -3748,12 +3775,12 @@
       <w:spacing w:before="240" w:after="240" w:line="324" w:lineRule="auto"/>
     </w:pPr>
     <w:rPr>
-      <w:rFonts w:ascii="Source Serif 4" w:hAnsi="Source Serif 4" w:cs="Source Serif 4" w:eastAsia="Source Serif 4"/>
+      <w:rFonts w:ascii="Newsreader Display" w:hAnsi="Newsreader Display" w:cs="Newsreader Display" w:eastAsia="Newsreader Display"/>
       <w:b w:val="0"/>
       <w:i/>
       <w:iCs/>
       <w:color w:val="103428"/>
-      <w:sz w:val="28"/>
+      <w:sz w:val="32"/>
     </w:rPr>
   </w:style>
   <w:style w:type="character" w:customStyle="1" w:styleId="QuoteChar">
@@ -3776,7 +3803,7 @@
     <w:semiHidden/>
     <w:rsid w:val="00FC693F"/>
     <w:rPr>
-      <w:rFonts w:asciiTheme="majorHAnsi" w:eastAsiaTheme="majorEastAsia" w:hAnsiTheme="majorHAnsi" w:cstheme="majorBidi"/>
+      <w:rFonts w:ascii="Newsreader Display" w:hAnsi="Newsreader Display" w:cs="Newsreader Display"/>
       <w:b/>
       <w:bCs/>
       <w:i/>
@@ -3792,7 +3819,7 @@
     <w:semiHidden/>
     <w:rsid w:val="00FC693F"/>
     <w:rPr>
-      <w:rFonts w:asciiTheme="majorHAnsi" w:eastAsiaTheme="majorEastAsia" w:hAnsiTheme="majorHAnsi" w:cstheme="majorBidi"/>
+      <w:rFonts w:ascii="Newsreader Display" w:hAnsi="Newsreader Display" w:cs="Newsreader Display"/>
       <w:color w:val="243F60" w:themeColor="accent1" w:themeShade="7F"/>
     </w:rPr>
   </w:style>
@@ -3804,7 +3831,7 @@
     <w:semiHidden/>
     <w:rsid w:val="00FC693F"/>
     <w:rPr>
-      <w:rFonts w:asciiTheme="majorHAnsi" w:eastAsiaTheme="majorEastAsia" w:hAnsiTheme="majorHAnsi" w:cstheme="majorBidi"/>
+      <w:rFonts w:ascii="Newsreader Display" w:hAnsi="Newsreader Display" w:cs="Newsreader Display"/>
       <w:i/>
       <w:iCs/>
       <w:color w:val="243F60" w:themeColor="accent1" w:themeShade="7F"/>
@@ -3818,7 +3845,7 @@
     <w:semiHidden/>
     <w:rsid w:val="00FC693F"/>
     <w:rPr>
-      <w:rFonts w:asciiTheme="majorHAnsi" w:eastAsiaTheme="majorEastAsia" w:hAnsiTheme="majorHAnsi" w:cstheme="majorBidi"/>
+      <w:rFonts w:ascii="Newsreader Display" w:hAnsi="Newsreader Display" w:cs="Newsreader Display"/>
       <w:i/>
       <w:iCs/>
       <w:color w:val="404040" w:themeColor="text1" w:themeTint="BF"/>
@@ -3832,7 +3859,7 @@
     <w:semiHidden/>
     <w:rsid w:val="00FC693F"/>
     <w:rPr>
-      <w:rFonts w:asciiTheme="majorHAnsi" w:eastAsiaTheme="majorEastAsia" w:hAnsiTheme="majorHAnsi" w:cstheme="majorBidi"/>
+      <w:rFonts w:ascii="Newsreader Display" w:hAnsi="Newsreader Display" w:cs="Newsreader Display"/>
       <w:color w:val="4F81BD" w:themeColor="accent1"/>
       <w:sz w:val="20"/>
       <w:szCs w:val="20"/>
@@ -3846,7 +3873,7 @@
     <w:semiHidden/>
     <w:rsid w:val="00FC693F"/>
     <w:rPr>
-      <w:rFonts w:asciiTheme="majorHAnsi" w:eastAsiaTheme="majorEastAsia" w:hAnsiTheme="majorHAnsi" w:cstheme="majorBidi"/>
+      <w:rFonts w:ascii="Newsreader Display" w:hAnsi="Newsreader Display" w:cs="Newsreader Display"/>
       <w:i/>
       <w:iCs/>
       <w:color w:val="404040" w:themeColor="text1" w:themeTint="BF"/>
@@ -3867,7 +3894,7 @@
       <w:spacing w:line="300" w:lineRule="auto" w:before="60" w:after="200"/>
     </w:pPr>
     <w:rPr>
-      <w:rFonts w:ascii="Inter" w:hAnsi="Inter" w:cs="Inter" w:eastAsia="Inter"/>
+      <w:rFonts w:ascii="Public Sans" w:hAnsi="Public Sans" w:cs="Public Sans" w:eastAsia="Public Sans"/>
       <w:b w:val="0"/>
       <w:bCs/>
       <w:i w:val="0"/>
@@ -5437,7 +5464,7 @@
         <w:spacing w:before="0" w:after="0" w:line="240" w:lineRule="auto"/>
       </w:pPr>
       <w:rPr>
-        <w:rFonts w:asciiTheme="majorHAnsi" w:eastAsiaTheme="majorEastAsia" w:hAnsiTheme="majorHAnsi" w:cstheme="majorBidi"/>
+        <w:rFonts w:ascii="Newsreader Display" w:hAnsi="Newsreader Display" w:cs="Newsreader Display"/>
         <w:b/>
         <w:bCs/>
       </w:rPr>
@@ -5458,7 +5485,7 @@
         <w:spacing w:before="0" w:after="0" w:line="240" w:lineRule="auto"/>
       </w:pPr>
       <w:rPr>
-        <w:rFonts w:asciiTheme="majorHAnsi" w:eastAsiaTheme="majorEastAsia" w:hAnsiTheme="majorHAnsi" w:cstheme="majorBidi"/>
+        <w:rFonts w:ascii="Newsreader Display" w:hAnsi="Newsreader Display" w:cs="Newsreader Display"/>
         <w:b/>
         <w:bCs/>
       </w:rPr>
@@ -5476,14 +5503,14 @@
     </w:tblStylePr>
     <w:tblStylePr w:type="firstCol">
       <w:rPr>
-        <w:rFonts w:asciiTheme="majorHAnsi" w:eastAsiaTheme="majorEastAsia" w:hAnsiTheme="majorHAnsi" w:cstheme="majorBidi"/>
+        <w:rFonts w:ascii="Newsreader Display" w:hAnsi="Newsreader Display" w:cs="Newsreader Display"/>
         <w:b/>
         <w:bCs/>
       </w:rPr>
     </w:tblStylePr>
     <w:tblStylePr w:type="lastCol">
       <w:rPr>
-        <w:rFonts w:asciiTheme="majorHAnsi" w:eastAsiaTheme="majorEastAsia" w:hAnsiTheme="majorHAnsi" w:cstheme="majorBidi"/>
+        <w:rFonts w:ascii="Newsreader Display" w:hAnsi="Newsreader Display" w:cs="Newsreader Display"/>
         <w:b/>
         <w:bCs/>
       </w:rPr>
@@ -5567,7 +5594,7 @@
         <w:spacing w:before="0" w:after="0" w:line="240" w:lineRule="auto"/>
       </w:pPr>
       <w:rPr>
-        <w:rFonts w:asciiTheme="majorHAnsi" w:eastAsiaTheme="majorEastAsia" w:hAnsiTheme="majorHAnsi" w:cstheme="majorBidi"/>
+        <w:rFonts w:ascii="Newsreader Display" w:hAnsi="Newsreader Display" w:cs="Newsreader Display"/>
         <w:b/>
         <w:bCs/>
       </w:rPr>
@@ -5588,7 +5615,7 @@
         <w:spacing w:before="0" w:after="0" w:line="240" w:lineRule="auto"/>
       </w:pPr>
       <w:rPr>
-        <w:rFonts w:asciiTheme="majorHAnsi" w:eastAsiaTheme="majorEastAsia" w:hAnsiTheme="majorHAnsi" w:cstheme="majorBidi"/>
+        <w:rFonts w:ascii="Newsreader Display" w:hAnsi="Newsreader Display" w:cs="Newsreader Display"/>
         <w:b/>
         <w:bCs/>
       </w:rPr>
@@ -5606,14 +5633,14 @@
     </w:tblStylePr>
     <w:tblStylePr w:type="firstCol">
       <w:rPr>
-        <w:rFonts w:asciiTheme="majorHAnsi" w:eastAsiaTheme="majorEastAsia" w:hAnsiTheme="majorHAnsi" w:cstheme="majorBidi"/>
+        <w:rFonts w:ascii="Newsreader Display" w:hAnsi="Newsreader Display" w:cs="Newsreader Display"/>
         <w:b/>
         <w:bCs/>
       </w:rPr>
     </w:tblStylePr>
     <w:tblStylePr w:type="lastCol">
       <w:rPr>
-        <w:rFonts w:asciiTheme="majorHAnsi" w:eastAsiaTheme="majorEastAsia" w:hAnsiTheme="majorHAnsi" w:cstheme="majorBidi"/>
+        <w:rFonts w:ascii="Newsreader Display" w:hAnsi="Newsreader Display" w:cs="Newsreader Display"/>
         <w:b/>
         <w:bCs/>
       </w:rPr>
@@ -5697,7 +5724,7 @@
         <w:spacing w:before="0" w:after="0" w:line="240" w:lineRule="auto"/>
       </w:pPr>
       <w:rPr>
-        <w:rFonts w:asciiTheme="majorHAnsi" w:eastAsiaTheme="majorEastAsia" w:hAnsiTheme="majorHAnsi" w:cstheme="majorBidi"/>
+        <w:rFonts w:ascii="Newsreader Display" w:hAnsi="Newsreader Display" w:cs="Newsreader Display"/>
         <w:b/>
         <w:bCs/>
       </w:rPr>
@@ -5718,7 +5745,7 @@
         <w:spacing w:before="0" w:after="0" w:line="240" w:lineRule="auto"/>
       </w:pPr>
       <w:rPr>
-        <w:rFonts w:asciiTheme="majorHAnsi" w:eastAsiaTheme="majorEastAsia" w:hAnsiTheme="majorHAnsi" w:cstheme="majorBidi"/>
+        <w:rFonts w:ascii="Newsreader Display" w:hAnsi="Newsreader Display" w:cs="Newsreader Display"/>
         <w:b/>
         <w:bCs/>
       </w:rPr>
@@ -5736,14 +5763,14 @@
     </w:tblStylePr>
     <w:tblStylePr w:type="firstCol">
       <w:rPr>
-        <w:rFonts w:asciiTheme="majorHAnsi" w:eastAsiaTheme="majorEastAsia" w:hAnsiTheme="majorHAnsi" w:cstheme="majorBidi"/>
+        <w:rFonts w:ascii="Newsreader Display" w:hAnsi="Newsreader Display" w:cs="Newsreader Display"/>
         <w:b/>
         <w:bCs/>
       </w:rPr>
     </w:tblStylePr>
     <w:tblStylePr w:type="lastCol">
       <w:rPr>
-        <w:rFonts w:asciiTheme="majorHAnsi" w:eastAsiaTheme="majorEastAsia" w:hAnsiTheme="majorHAnsi" w:cstheme="majorBidi"/>
+        <w:rFonts w:ascii="Newsreader Display" w:hAnsi="Newsreader Display" w:cs="Newsreader Display"/>
         <w:b/>
         <w:bCs/>
       </w:rPr>
@@ -5827,7 +5854,7 @@
         <w:spacing w:before="0" w:after="0" w:line="240" w:lineRule="auto"/>
       </w:pPr>
       <w:rPr>
-        <w:rFonts w:asciiTheme="majorHAnsi" w:eastAsiaTheme="majorEastAsia" w:hAnsiTheme="majorHAnsi" w:cstheme="majorBidi"/>
+        <w:rFonts w:ascii="Newsreader Display" w:hAnsi="Newsreader Display" w:cs="Newsreader Display"/>
         <w:b/>
         <w:bCs/>
       </w:rPr>
@@ -5848,7 +5875,7 @@
         <w:spacing w:before="0" w:after="0" w:line="240" w:lineRule="auto"/>
       </w:pPr>
       <w:rPr>
-        <w:rFonts w:asciiTheme="majorHAnsi" w:eastAsiaTheme="majorEastAsia" w:hAnsiTheme="majorHAnsi" w:cstheme="majorBidi"/>
+        <w:rFonts w:ascii="Newsreader Display" w:hAnsi="Newsreader Display" w:cs="Newsreader Display"/>
         <w:b/>
         <w:bCs/>
       </w:rPr>
@@ -5866,14 +5893,14 @@
     </w:tblStylePr>
     <w:tblStylePr w:type="firstCol">
       <w:rPr>
-        <w:rFonts w:asciiTheme="majorHAnsi" w:eastAsiaTheme="majorEastAsia" w:hAnsiTheme="majorHAnsi" w:cstheme="majorBidi"/>
+        <w:rFonts w:ascii="Newsreader Display" w:hAnsi="Newsreader Display" w:cs="Newsreader Display"/>
         <w:b/>
         <w:bCs/>
       </w:rPr>
     </w:tblStylePr>
     <w:tblStylePr w:type="lastCol">
       <w:rPr>
-        <w:rFonts w:asciiTheme="majorHAnsi" w:eastAsiaTheme="majorEastAsia" w:hAnsiTheme="majorHAnsi" w:cstheme="majorBidi"/>
+        <w:rFonts w:ascii="Newsreader Display" w:hAnsi="Newsreader Display" w:cs="Newsreader Display"/>
         <w:b/>
         <w:bCs/>
       </w:rPr>
@@ -5957,7 +5984,7 @@
         <w:spacing w:before="0" w:after="0" w:line="240" w:lineRule="auto"/>
       </w:pPr>
       <w:rPr>
-        <w:rFonts w:asciiTheme="majorHAnsi" w:eastAsiaTheme="majorEastAsia" w:hAnsiTheme="majorHAnsi" w:cstheme="majorBidi"/>
+        <w:rFonts w:ascii="Newsreader Display" w:hAnsi="Newsreader Display" w:cs="Newsreader Display"/>
         <w:b/>
         <w:bCs/>
       </w:rPr>
@@ -5978,7 +6005,7 @@
         <w:spacing w:before="0" w:after="0" w:line="240" w:lineRule="auto"/>
       </w:pPr>
       <w:rPr>
-        <w:rFonts w:asciiTheme="majorHAnsi" w:eastAsiaTheme="majorEastAsia" w:hAnsiTheme="majorHAnsi" w:cstheme="majorBidi"/>
+        <w:rFonts w:ascii="Newsreader Display" w:hAnsi="Newsreader Display" w:cs="Newsreader Display"/>
         <w:b/>
         <w:bCs/>
       </w:rPr>
@@ -5996,14 +6023,14 @@
     </w:tblStylePr>
     <w:tblStylePr w:type="firstCol">
       <w:rPr>
-        <w:rFonts w:asciiTheme="majorHAnsi" w:eastAsiaTheme="majorEastAsia" w:hAnsiTheme="majorHAnsi" w:cstheme="majorBidi"/>
+        <w:rFonts w:ascii="Newsreader Display" w:hAnsi="Newsreader Display" w:cs="Newsreader Display"/>
         <w:b/>
         <w:bCs/>
       </w:rPr>
     </w:tblStylePr>
     <w:tblStylePr w:type="lastCol">
       <w:rPr>
-        <w:rFonts w:asciiTheme="majorHAnsi" w:eastAsiaTheme="majorEastAsia" w:hAnsiTheme="majorHAnsi" w:cstheme="majorBidi"/>
+        <w:rFonts w:ascii="Newsreader Display" w:hAnsi="Newsreader Display" w:cs="Newsreader Display"/>
         <w:b/>
         <w:bCs/>
       </w:rPr>
@@ -6087,7 +6114,7 @@
         <w:spacing w:before="0" w:after="0" w:line="240" w:lineRule="auto"/>
       </w:pPr>
       <w:rPr>
-        <w:rFonts w:asciiTheme="majorHAnsi" w:eastAsiaTheme="majorEastAsia" w:hAnsiTheme="majorHAnsi" w:cstheme="majorBidi"/>
+        <w:rFonts w:ascii="Newsreader Display" w:hAnsi="Newsreader Display" w:cs="Newsreader Display"/>
         <w:b/>
         <w:bCs/>
       </w:rPr>
@@ -6108,7 +6135,7 @@
         <w:spacing w:before="0" w:after="0" w:line="240" w:lineRule="auto"/>
       </w:pPr>
       <w:rPr>
-        <w:rFonts w:asciiTheme="majorHAnsi" w:eastAsiaTheme="majorEastAsia" w:hAnsiTheme="majorHAnsi" w:cstheme="majorBidi"/>
+        <w:rFonts w:ascii="Newsreader Display" w:hAnsi="Newsreader Display" w:cs="Newsreader Display"/>
         <w:b/>
         <w:bCs/>
       </w:rPr>
@@ -6126,14 +6153,14 @@
     </w:tblStylePr>
     <w:tblStylePr w:type="firstCol">
       <w:rPr>
-        <w:rFonts w:asciiTheme="majorHAnsi" w:eastAsiaTheme="majorEastAsia" w:hAnsiTheme="majorHAnsi" w:cstheme="majorBidi"/>
+        <w:rFonts w:ascii="Newsreader Display" w:hAnsi="Newsreader Display" w:cs="Newsreader Display"/>
         <w:b/>
         <w:bCs/>
       </w:rPr>
     </w:tblStylePr>
     <w:tblStylePr w:type="lastCol">
       <w:rPr>
-        <w:rFonts w:asciiTheme="majorHAnsi" w:eastAsiaTheme="majorEastAsia" w:hAnsiTheme="majorHAnsi" w:cstheme="majorBidi"/>
+        <w:rFonts w:ascii="Newsreader Display" w:hAnsi="Newsreader Display" w:cs="Newsreader Display"/>
         <w:b/>
         <w:bCs/>
       </w:rPr>
@@ -6217,7 +6244,7 @@
         <w:spacing w:before="0" w:after="0" w:line="240" w:lineRule="auto"/>
       </w:pPr>
       <w:rPr>
-        <w:rFonts w:asciiTheme="majorHAnsi" w:eastAsiaTheme="majorEastAsia" w:hAnsiTheme="majorHAnsi" w:cstheme="majorBidi"/>
+        <w:rFonts w:ascii="Newsreader Display" w:hAnsi="Newsreader Display" w:cs="Newsreader Display"/>
         <w:b/>
         <w:bCs/>
       </w:rPr>
@@ -6238,7 +6265,7 @@
         <w:spacing w:before="0" w:after="0" w:line="240" w:lineRule="auto"/>
       </w:pPr>
       <w:rPr>
-        <w:rFonts w:asciiTheme="majorHAnsi" w:eastAsiaTheme="majorEastAsia" w:hAnsiTheme="majorHAnsi" w:cstheme="majorBidi"/>
+        <w:rFonts w:ascii="Newsreader Display" w:hAnsi="Newsreader Display" w:cs="Newsreader Display"/>
         <w:b/>
         <w:bCs/>
       </w:rPr>
@@ -6256,14 +6283,14 @@
     </w:tblStylePr>
     <w:tblStylePr w:type="firstCol">
       <w:rPr>
-        <w:rFonts w:asciiTheme="majorHAnsi" w:eastAsiaTheme="majorEastAsia" w:hAnsiTheme="majorHAnsi" w:cstheme="majorBidi"/>
+        <w:rFonts w:ascii="Newsreader Display" w:hAnsi="Newsreader Display" w:cs="Newsreader Display"/>
         <w:b/>
         <w:bCs/>
       </w:rPr>
     </w:tblStylePr>
     <w:tblStylePr w:type="lastCol">
       <w:rPr>
-        <w:rFonts w:asciiTheme="majorHAnsi" w:eastAsiaTheme="majorEastAsia" w:hAnsiTheme="majorHAnsi" w:cstheme="majorBidi"/>
+        <w:rFonts w:ascii="Newsreader Display" w:hAnsi="Newsreader Display" w:cs="Newsreader Display"/>
         <w:b/>
         <w:bCs/>
       </w:rPr>
@@ -8128,7 +8155,7 @@
     </w:tblPr>
     <w:tblStylePr w:type="firstRow">
       <w:rPr>
-        <w:rFonts w:asciiTheme="majorHAnsi" w:eastAsiaTheme="majorEastAsia" w:hAnsiTheme="majorHAnsi" w:cstheme="majorBidi"/>
+        <w:rFonts w:ascii="Newsreader Display" w:hAnsi="Newsreader Display" w:cs="Newsreader Display"/>
       </w:rPr>
       <w:tblPr/>
       <w:tcPr>
@@ -8212,7 +8239,7 @@
     </w:tblPr>
     <w:tblStylePr w:type="firstRow">
       <w:rPr>
-        <w:rFonts w:asciiTheme="majorHAnsi" w:eastAsiaTheme="majorEastAsia" w:hAnsiTheme="majorHAnsi" w:cstheme="majorBidi"/>
+        <w:rFonts w:ascii="Newsreader Display" w:hAnsi="Newsreader Display" w:cs="Newsreader Display"/>
       </w:rPr>
       <w:tblPr/>
       <w:tcPr>
@@ -8296,7 +8323,7 @@
     </w:tblPr>
     <w:tblStylePr w:type="firstRow">
       <w:rPr>
-        <w:rFonts w:asciiTheme="majorHAnsi" w:eastAsiaTheme="majorEastAsia" w:hAnsiTheme="majorHAnsi" w:cstheme="majorBidi"/>
+        <w:rFonts w:ascii="Newsreader Display" w:hAnsi="Newsreader Display" w:cs="Newsreader Display"/>
       </w:rPr>
       <w:tblPr/>
       <w:tcPr>
@@ -8380,7 +8407,7 @@
     </w:tblPr>
     <w:tblStylePr w:type="firstRow">
       <w:rPr>
-        <w:rFonts w:asciiTheme="majorHAnsi" w:eastAsiaTheme="majorEastAsia" w:hAnsiTheme="majorHAnsi" w:cstheme="majorBidi"/>
+        <w:rFonts w:ascii="Newsreader Display" w:hAnsi="Newsreader Display" w:cs="Newsreader Display"/>
       </w:rPr>
       <w:tblPr/>
       <w:tcPr>
@@ -8464,7 +8491,7 @@
     </w:tblPr>
     <w:tblStylePr w:type="firstRow">
       <w:rPr>
-        <w:rFonts w:asciiTheme="majorHAnsi" w:eastAsiaTheme="majorEastAsia" w:hAnsiTheme="majorHAnsi" w:cstheme="majorBidi"/>
+        <w:rFonts w:ascii="Newsreader Display" w:hAnsi="Newsreader Display" w:cs="Newsreader Display"/>
       </w:rPr>
       <w:tblPr/>
       <w:tcPr>
@@ -8548,7 +8575,7 @@
     </w:tblPr>
     <w:tblStylePr w:type="firstRow">
       <w:rPr>
-        <w:rFonts w:asciiTheme="majorHAnsi" w:eastAsiaTheme="majorEastAsia" w:hAnsiTheme="majorHAnsi" w:cstheme="majorBidi"/>
+        <w:rFonts w:ascii="Newsreader Display" w:hAnsi="Newsreader Display" w:cs="Newsreader Display"/>
       </w:rPr>
       <w:tblPr/>
       <w:tcPr>
@@ -8632,7 +8659,7 @@
     </w:tblPr>
     <w:tblStylePr w:type="firstRow">
       <w:rPr>
-        <w:rFonts w:asciiTheme="majorHAnsi" w:eastAsiaTheme="majorEastAsia" w:hAnsiTheme="majorHAnsi" w:cstheme="majorBidi"/>
+        <w:rFonts w:ascii="Newsreader Display" w:hAnsi="Newsreader Display" w:cs="Newsreader Display"/>
       </w:rPr>
       <w:tblPr/>
       <w:tcPr>
@@ -8697,7 +8724,7 @@
       <w:spacing w:after="0" w:line="240" w:lineRule="auto"/>
     </w:pPr>
     <w:rPr>
-      <w:rFonts w:asciiTheme="majorHAnsi" w:eastAsiaTheme="majorEastAsia" w:hAnsiTheme="majorHAnsi" w:cstheme="majorBidi"/>
+      <w:rFonts w:ascii="Newsreader Display" w:hAnsi="Newsreader Display" w:cs="Newsreader Display"/>
       <w:color w:val="000000" w:themeColor="text1"/>
     </w:rPr>
     <w:tblPr>
@@ -8825,7 +8852,7 @@
       <w:spacing w:after="0" w:line="240" w:lineRule="auto"/>
     </w:pPr>
     <w:rPr>
-      <w:rFonts w:asciiTheme="majorHAnsi" w:eastAsiaTheme="majorEastAsia" w:hAnsiTheme="majorHAnsi" w:cstheme="majorBidi"/>
+      <w:rFonts w:ascii="Newsreader Display" w:hAnsi="Newsreader Display" w:cs="Newsreader Display"/>
       <w:color w:val="000000" w:themeColor="text1"/>
     </w:rPr>
     <w:tblPr>
@@ -8953,7 +8980,7 @@
       <w:spacing w:after="0" w:line="240" w:lineRule="auto"/>
     </w:pPr>
     <w:rPr>
-      <w:rFonts w:asciiTheme="majorHAnsi" w:eastAsiaTheme="majorEastAsia" w:hAnsiTheme="majorHAnsi" w:cstheme="majorBidi"/>
+      <w:rFonts w:ascii="Newsreader Display" w:hAnsi="Newsreader Display" w:cs="Newsreader Display"/>
       <w:color w:val="000000" w:themeColor="text1"/>
     </w:rPr>
     <w:tblPr>
@@ -9081,7 +9108,7 @@
       <w:spacing w:after="0" w:line="240" w:lineRule="auto"/>
     </w:pPr>
     <w:rPr>
-      <w:rFonts w:asciiTheme="majorHAnsi" w:eastAsiaTheme="majorEastAsia" w:hAnsiTheme="majorHAnsi" w:cstheme="majorBidi"/>
+      <w:rFonts w:ascii="Newsreader Display" w:hAnsi="Newsreader Display" w:cs="Newsreader Display"/>
       <w:color w:val="000000" w:themeColor="text1"/>
     </w:rPr>
     <w:tblPr>
@@ -9209,7 +9236,7 @@
       <w:spacing w:after="0" w:line="240" w:lineRule="auto"/>
     </w:pPr>
     <w:rPr>
-      <w:rFonts w:asciiTheme="majorHAnsi" w:eastAsiaTheme="majorEastAsia" w:hAnsiTheme="majorHAnsi" w:cstheme="majorBidi"/>
+      <w:rFonts w:ascii="Newsreader Display" w:hAnsi="Newsreader Display" w:cs="Newsreader Display"/>
       <w:color w:val="000000" w:themeColor="text1"/>
     </w:rPr>
     <w:tblPr>
@@ -9337,7 +9364,7 @@
       <w:spacing w:after="0" w:line="240" w:lineRule="auto"/>
     </w:pPr>
     <w:rPr>
-      <w:rFonts w:asciiTheme="majorHAnsi" w:eastAsiaTheme="majorEastAsia" w:hAnsiTheme="majorHAnsi" w:cstheme="majorBidi"/>
+      <w:rFonts w:ascii="Newsreader Display" w:hAnsi="Newsreader Display" w:cs="Newsreader Display"/>
       <w:color w:val="000000" w:themeColor="text1"/>
     </w:rPr>
     <w:tblPr>
@@ -9465,7 +9492,7 @@
       <w:spacing w:after="0" w:line="240" w:lineRule="auto"/>
     </w:pPr>
     <w:rPr>
-      <w:rFonts w:asciiTheme="majorHAnsi" w:eastAsiaTheme="majorEastAsia" w:hAnsiTheme="majorHAnsi" w:cstheme="majorBidi"/>
+      <w:rFonts w:ascii="Newsreader Display" w:hAnsi="Newsreader Display" w:cs="Newsreader Display"/>
       <w:color w:val="000000" w:themeColor="text1"/>
     </w:rPr>
     <w:tblPr>
@@ -10104,7 +10131,7 @@
       <w:spacing w:after="0" w:line="240" w:lineRule="auto"/>
     </w:pPr>
     <w:rPr>
-      <w:rFonts w:asciiTheme="majorHAnsi" w:eastAsiaTheme="majorEastAsia" w:hAnsiTheme="majorHAnsi" w:cstheme="majorBidi"/>
+      <w:rFonts w:ascii="Newsreader Display" w:hAnsi="Newsreader Display" w:cs="Newsreader Display"/>
       <w:color w:val="000000" w:themeColor="text1"/>
     </w:rPr>
     <w:tblPr>
@@ -10229,7 +10256,7 @@
       <w:spacing w:after="0" w:line="240" w:lineRule="auto"/>
     </w:pPr>
     <w:rPr>
-      <w:rFonts w:asciiTheme="majorHAnsi" w:eastAsiaTheme="majorEastAsia" w:hAnsiTheme="majorHAnsi" w:cstheme="majorBidi"/>
+      <w:rFonts w:ascii="Newsreader Display" w:hAnsi="Newsreader Display" w:cs="Newsreader Display"/>
       <w:color w:val="000000" w:themeColor="text1"/>
     </w:rPr>
     <w:tblPr>
@@ -10354,7 +10381,7 @@
       <w:spacing w:after="0" w:line="240" w:lineRule="auto"/>
     </w:pPr>
     <w:rPr>
-      <w:rFonts w:asciiTheme="majorHAnsi" w:eastAsiaTheme="majorEastAsia" w:hAnsiTheme="majorHAnsi" w:cstheme="majorBidi"/>
+      <w:rFonts w:ascii="Newsreader Display" w:hAnsi="Newsreader Display" w:cs="Newsreader Display"/>
       <w:color w:val="000000" w:themeColor="text1"/>
     </w:rPr>
     <w:tblPr>
@@ -10479,7 +10506,7 @@
       <w:spacing w:after="0" w:line="240" w:lineRule="auto"/>
     </w:pPr>
     <w:rPr>
-      <w:rFonts w:asciiTheme="majorHAnsi" w:eastAsiaTheme="majorEastAsia" w:hAnsiTheme="majorHAnsi" w:cstheme="majorBidi"/>
+      <w:rFonts w:ascii="Newsreader Display" w:hAnsi="Newsreader Display" w:cs="Newsreader Display"/>
       <w:color w:val="000000" w:themeColor="text1"/>
     </w:rPr>
     <w:tblPr>
@@ -10604,7 +10631,7 @@
       <w:spacing w:after="0" w:line="240" w:lineRule="auto"/>
     </w:pPr>
     <w:rPr>
-      <w:rFonts w:asciiTheme="majorHAnsi" w:eastAsiaTheme="majorEastAsia" w:hAnsiTheme="majorHAnsi" w:cstheme="majorBidi"/>
+      <w:rFonts w:ascii="Newsreader Display" w:hAnsi="Newsreader Display" w:cs="Newsreader Display"/>
       <w:color w:val="000000" w:themeColor="text1"/>
     </w:rPr>
     <w:tblPr>
@@ -10729,7 +10756,7 @@
       <w:spacing w:after="0" w:line="240" w:lineRule="auto"/>
     </w:pPr>
     <w:rPr>
-      <w:rFonts w:asciiTheme="majorHAnsi" w:eastAsiaTheme="majorEastAsia" w:hAnsiTheme="majorHAnsi" w:cstheme="majorBidi"/>
+      <w:rFonts w:ascii="Newsreader Display" w:hAnsi="Newsreader Display" w:cs="Newsreader Display"/>
       <w:color w:val="000000" w:themeColor="text1"/>
     </w:rPr>
     <w:tblPr>
@@ -10854,7 +10881,7 @@
       <w:spacing w:after="0" w:line="240" w:lineRule="auto"/>
     </w:pPr>
     <w:rPr>
-      <w:rFonts w:asciiTheme="majorHAnsi" w:eastAsiaTheme="majorEastAsia" w:hAnsiTheme="majorHAnsi" w:cstheme="majorBidi"/>
+      <w:rFonts w:ascii="Newsreader Display" w:hAnsi="Newsreader Display" w:cs="Newsreader Display"/>
       <w:color w:val="000000" w:themeColor="text1"/>
     </w:rPr>
     <w:tblPr>
@@ -14769,27 +14796,27 @@
       <w:spacing w:before="0" w:after="80" w:line="288" w:lineRule="auto"/>
     </w:pPr>
     <w:rPr>
-      <w:rFonts w:ascii="Inter" w:hAnsi="Inter" w:cs="Inter" w:eastAsia="Inter"/>
+      <w:rFonts w:ascii="Public Sans" w:hAnsi="Public Sans" w:cs="Public Sans" w:eastAsia="Public Sans"/>
       <w:b/>
       <w:i w:val="0"/>
       <w:caps/>
-      <w:color w:val="9A6510"/>
-      <w:sz w:val="16"/>
-      <w:spacing w:val="32"/>
+      <w:color w:val="8A5A0C"/>
+      <w:sz w:val="15"/>
+      <w:spacing w:val="12"/>
     </w:rPr>
   </w:style>
   <w:style w:type="paragraph" w:customStyle="1" w:styleId="Lead">
     <w:name w:val="Lead"/>
     <w:basedOn w:val="Normal"/>
     <w:pPr>
-      <w:spacing w:before="0" w:after="200" w:line="336" w:lineRule="auto"/>
+      <w:spacing w:before="0" w:after="240" w:line="331" w:lineRule="auto"/>
     </w:pPr>
     <w:rPr>
-      <w:rFonts w:ascii="Source Serif 4" w:hAnsi="Source Serif 4" w:cs="Source Serif 4" w:eastAsia="Source Serif 4"/>
+      <w:rFonts w:ascii="Newsreader Text" w:hAnsi="Newsreader Text" w:cs="Newsreader Text" w:eastAsia="Newsreader Text"/>
       <w:b w:val="0"/>
       <w:i w:val="0"/>
       <w:color w:val="103428"/>
-      <w:sz w:val="25"/>
+      <w:sz w:val="26"/>
     </w:rPr>
   </w:style>
   <w:style w:type="paragraph" w:customStyle="1" w:styleId="Small">
@@ -14799,7 +14826,7 @@
       <w:spacing w:before="0" w:after="40" w:line="300" w:lineRule="auto"/>
     </w:pPr>
     <w:rPr>
-      <w:rFonts w:ascii="Inter" w:hAnsi="Inter" w:cs="Inter" w:eastAsia="Inter"/>
+      <w:rFonts w:ascii="Public Sans" w:hAnsi="Public Sans" w:cs="Public Sans" w:eastAsia="Public Sans"/>
       <w:b w:val="0"/>
       <w:i w:val="0"/>
       <w:color w:val="5F6662"/>
@@ -14813,7 +14840,7 @@
       <w:spacing w:before="20" w:after="20" w:line="276" w:lineRule="auto"/>
     </w:pPr>
     <w:rPr>
-      <w:rFonts w:ascii="Inter" w:hAnsi="Inter" w:cs="Inter" w:eastAsia="Inter"/>
+      <w:rFonts w:ascii="Public Sans" w:hAnsi="Public Sans" w:cs="Public Sans" w:eastAsia="Public Sans"/>
       <w:b w:val="0"/>
       <w:i w:val="0"/>
       <w:color w:val="1B201E"/>
@@ -14827,13 +14854,13 @@
       <w:spacing w:before="40" w:after="40" w:line="264" w:lineRule="auto"/>
     </w:pPr>
     <w:rPr>
-      <w:rFonts w:ascii="Inter" w:hAnsi="Inter" w:cs="Inter" w:eastAsia="Inter"/>
+      <w:rFonts w:ascii="Public Sans" w:hAnsi="Public Sans" w:cs="Public Sans" w:eastAsia="Public Sans"/>
       <w:b/>
       <w:i w:val="0"/>
       <w:caps/>
       <w:color w:val="103428"/>
-      <w:sz w:val="16"/>
-      <w:spacing w:val="12"/>
+      <w:sz w:val="15"/>
+      <w:spacing w:val="10"/>
     </w:rPr>
   </w:style>
 </w:styles>

--- a/DESTINATION-NIGERIA-BRAND-KIT/09_DOCUMENT_TEMPLATES/REPORTS/DN_Report_Template_A4.docx
+++ b/DESTINATION-NIGERIA-BRAND-KIT/09_DOCUMENT_TEMPLATES/REPORTS/DN_Report_Template_A4.docx
@@ -516,7 +516,7 @@
           <w:b w:val="0"/>
           <w:i w:val="0"/>
         </w:rPr>
-        <w:t>To refresh: right-click the table → Update Field → Update entire table.</w:t>
+        <w:t>To refresh it, right-click the table, choose Update Field, then Update entire table.</w:t>
       </w:r>
     </w:p>
     <w:p>
